--- a/muzmir-site/docs/polozheniya/etalon_2.docx
+++ b/muzmir-site/docs/polozheniya/etalon_2.docx
@@ -2208,6 +2208,75 @@
           <w:szCs w:val="22"/>
         </w:rPr>
         <w:t>(согласно аттестационному результату):</w:t>
+      </w:r>
+    </w:p>
+    <w:p>
+      <w:pPr>
+        <w:spacing w:after="30" w:line="264" w:lineRule="auto"/>
+        <w:ind w:left="360"/>
+        <w:rPr>
+          <w:b/>
+          <w:bCs/>
+          <w:color w:val="0D1B5E"/>
+          <w:sz w:val="22"/>
+          <w:szCs w:val="22"/>
+        </w:rPr>
+      </w:pPr>
+      <w:r>
+        <w:rPr>
+          <w:b/>
+          <w:bCs/>
+          <w:color w:val="FF0000"/>
+          <w:sz w:val="22"/>
+          <w:szCs w:val="22"/>
+        </w:rPr>
+        <w:t xml:space="preserve">Оформление (подача) заявки на изготовление наградного материала (согласно аттестационному результату) осуществляется по Вашему личному желанию и на добровольной основе.</w:t>
+      </w:r>
+    </w:p>
+    <w:p>
+      <w:pPr>
+        <w:spacing w:after="30" w:line="264" w:lineRule="auto"/>
+        <w:ind w:left="360"/>
+        <w:rPr>
+          <w:b/>
+          <w:bCs/>
+          <w:color w:val="0D1B5E"/>
+          <w:sz w:val="22"/>
+          <w:szCs w:val="22"/>
+        </w:rPr>
+      </w:pPr>
+      <w:r>
+        <w:rPr>
+          <w:b/>
+          <w:bCs/>
+          <w:color w:val="FF0000"/>
+          <w:sz w:val="22"/>
+          <w:szCs w:val="22"/>
+        </w:rPr>
+        <w:t xml:space="preserve">Оформление (подача) заявки на изготовление наградного материала (согласно аттестационному результату) напрямую означает то, что Вы ознакомлены с образцами наградного материала.</w:t>
+      </w:r>
+    </w:p>
+    <w:p>
+      <w:pPr>
+        <w:spacing w:after="30" w:line="264" w:lineRule="auto"/>
+        <w:ind w:left="360"/>
+        <w:rPr>
+          <w:b/>
+          <w:bCs/>
+          <w:color w:val="0D1B5E"/>
+          <w:sz w:val="22"/>
+          <w:szCs w:val="22"/>
+        </w:rPr>
+      </w:pPr>
+      <w:r>
+        <w:rPr>
+          <w:b/>
+          <w:bCs/>
+          <w:color w:val="FF0000"/>
+          <w:sz w:val="22"/>
+          <w:szCs w:val="22"/>
+        </w:rPr>
+        <w:t xml:space="preserve">После получения заказчиком готового наградного материала (согласно аттестационному результату) денежные средства за полученные наградные материалы возврату не подлежат.</w:t>
       </w:r>
     </w:p>
     <w:p>
